--- a/labs/lab02/report/report.docx
+++ b/labs/lab02/report/report.docx
@@ -2,7 +2,7 @@
 <file path=word/document.xml><?xml version="1.0" encoding="utf-8"?>
 <w:document xmlns:w="http://schemas.openxmlformats.org/wordprocessingml/2006/main" xmlns:m="http://schemas.openxmlformats.org/officeDocument/2006/math" xmlns:r="http://schemas.openxmlformats.org/officeDocument/2006/relationships" xmlns:o="urn:schemas-microsoft-com:office:office" xmlns:v="urn:schemas-microsoft-com:vml" xmlns:w10="urn:schemas-microsoft-com:office:word" xmlns:a="http://schemas.openxmlformats.org/drawingml/2006/main" xmlns:pic="http://schemas.openxmlformats.org/drawingml/2006/picture" xmlns:wp="http://schemas.openxmlformats.org/drawingml/2006/wordprocessingDrawing">
   <w:body>
-    <w:bookmarkStart w:id="45" w:name="X87f12f441e030d7431f3a2096712a701e035e52"/>
+    <w:bookmarkStart w:id="48" w:name="X87f12f441e030d7431f3a2096712a701e035e52"/>
     <w:p>
       <w:pPr>
         <w:pStyle w:val="Heading1"/>
@@ -36,7 +36,7 @@
           <w:b/>
           <w:bCs/>
         </w:rPr>
-        <w:t xml:space="preserve">Дата::</w:t>
+        <w:t xml:space="preserve">Дата:</w:t>
       </w:r>
       <w:r>
         <w:t xml:space="preserve"> </w:t>
@@ -139,7 +139,7 @@
       </w:r>
     </w:p>
     <w:bookmarkEnd w:id="21"/>
-    <w:bookmarkStart w:id="43" w:name="выполнение-лабораторной-работы"/>
+    <w:bookmarkStart w:id="46" w:name="выполнение-лабораторной-работы"/>
     <w:p>
       <w:pPr>
         <w:pStyle w:val="Heading2"/>
@@ -603,7 +603,7 @@
       </w:r>
     </w:p>
     <w:bookmarkEnd w:id="41"/>
-    <w:bookmarkStart w:id="42" w:name="создание-репозитория-курса"/>
+    <w:bookmarkStart w:id="45" w:name="создание-репозитория-курса"/>
     <w:p>
       <w:pPr>
         <w:pStyle w:val="Heading3"/>
@@ -650,31 +650,53 @@
         <w:t xml:space="preserve">git clone –recursive https://github.com/DanilaKozlov1/study_2025-2026-2026_os-intro.git os-intro</w:t>
       </w:r>
     </w:p>
-    <w:tbl>
-      <w:tblPr>
-        <w:tblStyle w:val="FigureTable"/>
-        <w:tblW w:type="auto" w:w="0"/>
-        <w:jc w:val="center"/>
-        <w:tblLook w:firstRow="0" w:lastRow="0" w:firstColumn="0" w:lastColumn="0"/>
-      </w:tblPr>
-      <w:tblGrid>
-        <w:gridCol w:w="7920"/>
-      </w:tblGrid>
-      <w:tr>
-        <w:tc>
-          <w:tcPr/>
-          <w:p>
-            <w:pPr>
-              <w:pStyle w:val="Compact"/>
-              <w:jc w:val="center"/>
-            </w:pPr>
-            <w:r>
-              <w:t xml:space="preserve">Репозиторий</w:t>
-            </w:r>
-          </w:p>
-        </w:tc>
-      </w:tr>
-    </w:tbl>
+    <w:p>
+      <w:pPr>
+        <w:pStyle w:val="CaptionedFigure"/>
+      </w:pPr>
+      <w:r>
+        <w:drawing>
+          <wp:inline>
+            <wp:extent cx="3810000" cy="2540000"/>
+            <wp:effectExtent b="0" l="0" r="0" t="0"/>
+            <wp:docPr descr="Репозиторий" title="" id="43" name="Picture"/>
+            <a:graphic>
+              <a:graphicData uri="http://schemas.openxmlformats.org/drawingml/2006/picture">
+                <pic:pic>
+                  <pic:nvPicPr>
+                    <pic:cNvPr descr="img/06_sign.jpg" id="44" name="Picture"/>
+                    <pic:cNvPicPr>
+                      <a:picLocks noChangeArrowheads="1" noChangeAspect="1"/>
+                    </pic:cNvPicPr>
+                  </pic:nvPicPr>
+                  <pic:blipFill>
+                    <a:blip r:embed="rId42"/>
+                    <a:stretch>
+                      <a:fillRect/>
+                    </a:stretch>
+                  </pic:blipFill>
+                  <pic:spPr bwMode="auto">
+                    <a:xfrm>
+                      <a:off x="0" y="0"/>
+                      <a:ext cx="3810000" cy="2540000"/>
+                    </a:xfrm>
+                    <a:prstGeom prst="rect">
+                      <a:avLst/>
+                    </a:prstGeom>
+                    <a:noFill/>
+                    <a:ln w="9525">
+                      <a:noFill/>
+                      <a:headEnd/>
+                      <a:tailEnd/>
+                    </a:ln>
+                  </pic:spPr>
+                </pic:pic>
+              </a:graphicData>
+            </a:graphic>
+          </wp:inline>
+        </w:drawing>
+      </w:r>
+    </w:p>
     <w:p>
       <w:pPr>
         <w:pStyle w:val="ImageCaption"/>
@@ -683,9 +705,9 @@
         <w:t xml:space="preserve">Репозиторий</w:t>
       </w:r>
     </w:p>
-    <w:bookmarkEnd w:id="42"/>
-    <w:bookmarkEnd w:id="43"/>
-    <w:bookmarkStart w:id="44" w:name="выводы"/>
+    <w:bookmarkEnd w:id="45"/>
+    <w:bookmarkEnd w:id="46"/>
+    <w:bookmarkStart w:id="47" w:name="выводы"/>
     <w:p>
       <w:pPr>
         <w:pStyle w:val="Heading2"/>
@@ -708,8 +730,8 @@
         <w:t xml:space="preserve">создание репозитория на GitHub.</w:t>
       </w:r>
     </w:p>
-    <w:bookmarkEnd w:id="44"/>
-    <w:bookmarkEnd w:id="45"/>
+    <w:bookmarkEnd w:id="47"/>
+    <w:bookmarkEnd w:id="48"/>
     <w:sectPr>
       <w:footnotePr>
         <w:numRestart w:val="eachSect"/>
